--- a/Video Game Design - year/Unit 1 - Unity Interface & Game Design Thinking/Daily Lesson Plans/Word/Day 2.docx
+++ b/Video Game Design - year/Unit 1 - Unity Interface & Game Design Thinking/Daily Lesson Plans/Word/Day 2.docx
@@ -50,16 +50,19 @@
               </w:rPr>
               <w:t xml:space="preserve">Video Game Design — Full Year</w:t>
             </w:r>
-          </w:p>
-          <w:p>
-            <w:pPr>
-              <w:spacing w:before="40"/>
-              <w:jc w:val="center"/>
-            </w:pPr>
-            <w:r>
-              <w:rPr>
-                <w:rFonts w:ascii="Arial" w:cs="Arial" w:eastAsia="Arial" w:hAnsi="Arial"/>
-                <w:color w:val="D1C4E9"/>
+            <w:r>
+              <w:rPr>
+                <w:rFonts w:ascii="Arial" w:cs="Arial" w:eastAsia="Arial" w:hAnsi="Arial"/>
+                <w:sz w:val="16"/>
+                <w:szCs w:val="16"/>
+              </w:rPr>
+              <w:br/>
+              <w:t xml:space="preserve"/>
+            </w:r>
+            <w:r>
+              <w:rPr>
+                <w:rFonts w:ascii="Arial" w:cs="Arial" w:eastAsia="Arial" w:hAnsi="Arial"/>
+                <w:color w:val="CE93D8"/>
                 <w:sz w:val="16"/>
                 <w:szCs w:val="16"/>
               </w:rPr>
@@ -83,7 +86,7 @@
           <w:rFonts w:ascii="Arial" w:cs="Arial" w:eastAsia="Arial" w:hAnsi="Arial"/>
           <w:b/>
           <w:bCs/>
-          <w:color w:val="311B56"/>
+          <w:color w:val="5B2D8E"/>
           <w:sz w:val="32"/>
           <w:szCs w:val="32"/>
         </w:rPr>
@@ -261,9 +264,9 @@
               <w:right w:val="single" w:color="CCCCCC" w:sz="1"/>
             </w:tcBorders>
             <w:tcMar>
-              <w:top w:type="dxa" w:w="60"/>
+              <w:top w:type="dxa" w:w="80"/>
               <w:left w:type="dxa" w:w="120"/>
-              <w:bottom w:type="dxa" w:w="60"/>
+              <w:bottom w:type="dxa" w:w="80"/>
               <w:right w:type="dxa" w:w="120"/>
             </w:tcMar>
           </w:tcPr>
@@ -290,20 +293,213 @@
               <w:right w:val="single" w:color="CCCCCC" w:sz="1"/>
             </w:tcBorders>
             <w:tcMar>
-              <w:top w:type="dxa" w:w="60"/>
+              <w:top w:type="dxa" w:w="80"/>
               <w:left w:type="dxa" w:w="120"/>
-              <w:bottom w:type="dxa" w:w="60"/>
+              <w:bottom w:type="dxa" w:w="80"/>
               <w:right w:type="dxa" w:w="120"/>
             </w:tcMar>
           </w:tcPr>
           <w:p>
-            <w:r>
-              <w:rPr>
-                <w:rFonts w:ascii="Arial" w:cs="Arial" w:eastAsia="Arial" w:hAnsi="Arial"/>
-                <w:sz w:val="20"/>
-                <w:szCs w:val="20"/>
+            <w:pPr>
+              <w:spacing w:after="80" w:before="80"/>
+            </w:pPr>
+            <w:r>
+              <w:rPr>
+                <w:rFonts w:ascii="Arial" w:cs="Arial" w:eastAsia="Arial" w:hAnsi="Arial"/>
+                <w:b/>
+                <w:bCs/>
+                <w:i w:val="false"/>
+                <w:iCs w:val="false"/>
+                <w:color w:val="000000"/>
+                <w:sz w:val="22"/>
+                <w:szCs w:val="22"/>
               </w:rPr>
               <w:t xml:space="preserve">Bell Ringer / Review</w:t>
+            </w:r>
+            <w:r>
+              <w:rPr>
+                <w:rFonts w:ascii="Arial" w:cs="Arial" w:eastAsia="Arial" w:hAnsi="Arial"/>
+                <w:sz w:val="20"/>
+                <w:szCs w:val="20"/>
+              </w:rPr>
+              <w:br/>
+              <w:t xml:space="preserve"/>
+            </w:r>
+            <w:r>
+              <w:rPr>
+                <w:rFonts w:ascii="Arial" w:cs="Arial" w:eastAsia="Arial" w:hAnsi="Arial"/>
+                <w:sz w:val="20"/>
+                <w:szCs w:val="20"/>
+              </w:rPr>
+              <w:br/>
+              <w:t xml:space="preserve"/>
+            </w:r>
+            <w:r>
+              <w:rPr>
+                <w:rFonts w:ascii="Arial" w:cs="Arial" w:eastAsia="Arial" w:hAnsi="Arial"/>
+                <w:b/>
+                <w:bCs/>
+                <w:i w:val="false"/>
+                <w:iCs w:val="false"/>
+                <w:color w:val="000000"/>
+                <w:sz w:val="20"/>
+                <w:szCs w:val="20"/>
+              </w:rPr>
+              <w:t xml:space="preserve">Quick Write </w:t>
+            </w:r>
+            <w:r>
+              <w:rPr>
+                <w:rFonts w:ascii="Arial" w:cs="Arial" w:eastAsia="Arial" w:hAnsi="Arial"/>
+                <w:b w:val="false"/>
+                <w:bCs w:val="false"/>
+                <w:i w:val="false"/>
+                <w:iCs w:val="false"/>
+                <w:color w:val="000000"/>
+                <w:sz w:val="20"/>
+                <w:szCs w:val="20"/>
+              </w:rPr>
+              <w:t xml:space="preserve">(3 min — written or verbal):</w:t>
+            </w:r>
+            <w:r>
+              <w:rPr>
+                <w:rFonts w:ascii="Arial" w:cs="Arial" w:eastAsia="Arial" w:hAnsi="Arial"/>
+                <w:sz w:val="20"/>
+                <w:szCs w:val="20"/>
+              </w:rPr>
+              <w:br/>
+              <w:t xml:space="preserve"/>
+            </w:r>
+            <w:r>
+              <w:rPr>
+                <w:rFonts w:ascii="Arial" w:cs="Arial" w:eastAsia="Arial" w:hAnsi="Arial"/>
+                <w:b w:val="false"/>
+                <w:bCs w:val="false"/>
+                <w:i w:val="false"/>
+                <w:iCs w:val="false"/>
+                <w:color w:val="000000"/>
+                <w:sz w:val="20"/>
+                <w:szCs w:val="20"/>
+              </w:rPr>
+              <w:t xml:space="preserve">    Can you identify design patterns in famous games and explain how mechanics create specific player experiences?</w:t>
+            </w:r>
+            <w:r>
+              <w:rPr>
+                <w:rFonts w:ascii="Arial" w:cs="Arial" w:eastAsia="Arial" w:hAnsi="Arial"/>
+                <w:sz w:val="20"/>
+                <w:szCs w:val="20"/>
+              </w:rPr>
+              <w:br/>
+              <w:t xml:space="preserve"/>
+            </w:r>
+            <w:r>
+              <w:rPr>
+                <w:rFonts w:ascii="Arial" w:cs="Arial" w:eastAsia="Arial" w:hAnsi="Arial"/>
+                <w:sz w:val="20"/>
+                <w:szCs w:val="20"/>
+              </w:rPr>
+              <w:br/>
+              <w:t xml:space="preserve"/>
+            </w:r>
+            <w:r>
+              <w:rPr>
+                <w:rFonts w:ascii="Arial" w:cs="Arial" w:eastAsia="Arial" w:hAnsi="Arial"/>
+                <w:b/>
+                <w:bCs/>
+                <w:i w:val="false"/>
+                <w:iCs w:val="false"/>
+                <w:color w:val="000000"/>
+                <w:sz w:val="20"/>
+                <w:szCs w:val="20"/>
+              </w:rPr>
+              <w:t xml:space="preserve">Vocabulary Preview — </w:t>
+            </w:r>
+            <w:r>
+              <w:rPr>
+                <w:rFonts w:ascii="Arial" w:cs="Arial" w:eastAsia="Arial" w:hAnsi="Arial"/>
+                <w:b w:val="false"/>
+                <w:bCs w:val="false"/>
+                <w:i w:val="false"/>
+                <w:iCs w:val="false"/>
+                <w:color w:val="000000"/>
+                <w:sz w:val="20"/>
+                <w:szCs w:val="20"/>
+              </w:rPr>
+              <w:t xml:space="preserve">terms we'll use today:</w:t>
+            </w:r>
+            <w:r>
+              <w:rPr>
+                <w:rFonts w:ascii="Arial" w:cs="Arial" w:eastAsia="Arial" w:hAnsi="Arial"/>
+                <w:sz w:val="20"/>
+                <w:szCs w:val="20"/>
+              </w:rPr>
+              <w:br/>
+              <w:t xml:space="preserve"/>
+            </w:r>
+            <w:r>
+              <w:rPr>
+                <w:rFonts w:ascii="Arial" w:cs="Arial" w:eastAsia="Arial" w:hAnsi="Arial"/>
+                <w:b w:val="false"/>
+                <w:bCs w:val="false"/>
+                <w:i w:val="false"/>
+                <w:iCs w:val="false"/>
+                <w:color w:val="000000"/>
+                <w:sz w:val="20"/>
+                <w:szCs w:val="20"/>
+              </w:rPr>
+              <w:t xml:space="preserve">    • Design Pattern   •   Feedback Loop   •   Positive loops   •   negative loops   •   Progression Curve   •   Skill Expression</w:t>
+            </w:r>
+            <w:r>
+              <w:rPr>
+                <w:rFonts w:ascii="Arial" w:cs="Arial" w:eastAsia="Arial" w:hAnsi="Arial"/>
+                <w:sz w:val="20"/>
+                <w:szCs w:val="20"/>
+              </w:rPr>
+              <w:br/>
+              <w:t xml:space="preserve"/>
+            </w:r>
+            <w:r>
+              <w:rPr>
+                <w:rFonts w:ascii="Arial" w:cs="Arial" w:eastAsia="Arial" w:hAnsi="Arial"/>
+                <w:sz w:val="20"/>
+                <w:szCs w:val="20"/>
+              </w:rPr>
+              <w:br/>
+              <w:t xml:space="preserve"/>
+            </w:r>
+            <w:r>
+              <w:rPr>
+                <w:rFonts w:ascii="Arial" w:cs="Arial" w:eastAsia="Arial" w:hAnsi="Arial"/>
+                <w:b w:val="false"/>
+                <w:bCs w:val="false"/>
+                <w:i/>
+                <w:iCs/>
+                <w:color w:val="444444"/>
+                <w:sz w:val="20"/>
+                <w:szCs w:val="20"/>
+              </w:rPr>
+              <w:t xml:space="preserve">Today's Goal: By the end of class you will be able to identify design patterns in famous games and explain how mechanics create specific player experiences.</w:t>
+            </w:r>
+            <w:r>
+              <w:rPr>
+                <w:rFonts w:ascii="Arial" w:cs="Arial" w:eastAsia="Arial" w:hAnsi="Arial"/>
+                <w:sz w:val="20"/>
+                <w:szCs w:val="20"/>
+              </w:rPr>
+              <w:br/>
+              <w:t xml:space="preserve"/>
+            </w:r>
+            <w:r>
+              <w:rPr>
+                <w:rFonts w:ascii="Arial" w:cs="Arial" w:eastAsia="Arial" w:hAnsi="Arial"/>
+                <w:b w:val="false"/>
+                <w:bCs w:val="false"/>
+                <w:i/>
+                <w:iCs/>
+                <w:color w:val="555555"/>
+                <w:sz w:val="20"/>
+                <w:szCs w:val="20"/>
+              </w:rPr>
+              <w:t xml:space="preserve">→ Pair-share your response, then 2–3 students share with the class.</w:t>
             </w:r>
           </w:p>
         </w:tc>
@@ -319,9 +515,9 @@
               <w:right w:val="single" w:color="CCCCCC" w:sz="1"/>
             </w:tcBorders>
             <w:tcMar>
-              <w:top w:type="dxa" w:w="60"/>
+              <w:top w:type="dxa" w:w="80"/>
               <w:left w:type="dxa" w:w="120"/>
-              <w:bottom w:type="dxa" w:w="60"/>
+              <w:bottom w:type="dxa" w:w="80"/>
               <w:right w:type="dxa" w:w="120"/>
             </w:tcMar>
           </w:tcPr>
@@ -348,20 +544,468 @@
               <w:right w:val="single" w:color="CCCCCC" w:sz="1"/>
             </w:tcBorders>
             <w:tcMar>
-              <w:top w:type="dxa" w:w="60"/>
+              <w:top w:type="dxa" w:w="80"/>
               <w:left w:type="dxa" w:w="120"/>
-              <w:bottom w:type="dxa" w:w="60"/>
+              <w:bottom w:type="dxa" w:w="80"/>
               <w:right w:type="dxa" w:w="120"/>
             </w:tcMar>
           </w:tcPr>
           <w:p>
-            <w:r>
-              <w:rPr>
-                <w:rFonts w:ascii="Arial" w:cs="Arial" w:eastAsia="Arial" w:hAnsi="Arial"/>
-                <w:sz w:val="20"/>
-                <w:szCs w:val="20"/>
-              </w:rPr>
-              <w:t xml:space="preserve">Mini Lesson: Famous Games &amp; Design Patterns</w:t>
+            <w:pPr>
+              <w:spacing w:after="80" w:before="80"/>
+            </w:pPr>
+            <w:r>
+              <w:rPr>
+                <w:rFonts w:ascii="Arial" w:cs="Arial" w:eastAsia="Arial" w:hAnsi="Arial"/>
+                <w:b/>
+                <w:bCs/>
+                <w:i w:val="false"/>
+                <w:iCs w:val="false"/>
+                <w:color w:val="000000"/>
+                <w:sz w:val="22"/>
+                <w:szCs w:val="22"/>
+              </w:rPr>
+              <w:t xml:space="preserve">Mini Lesson: </w:t>
+            </w:r>
+            <w:r>
+              <w:rPr>
+                <w:rFonts w:ascii="Arial" w:cs="Arial" w:eastAsia="Arial" w:hAnsi="Arial"/>
+                <w:b w:val="false"/>
+                <w:bCs w:val="false"/>
+                <w:i w:val="false"/>
+                <w:iCs w:val="false"/>
+                <w:color w:val="000000"/>
+                <w:sz w:val="22"/>
+                <w:szCs w:val="22"/>
+              </w:rPr>
+              <w:t xml:space="preserve">Famous Games &amp; Design Patterns</w:t>
+            </w:r>
+            <w:r>
+              <w:rPr>
+                <w:rFonts w:ascii="Arial" w:cs="Arial" w:eastAsia="Arial" w:hAnsi="Arial"/>
+                <w:sz w:val="20"/>
+                <w:szCs w:val="20"/>
+              </w:rPr>
+              <w:br/>
+              <w:t xml:space="preserve"/>
+            </w:r>
+            <w:r>
+              <w:rPr>
+                <w:rFonts w:ascii="Arial" w:cs="Arial" w:eastAsia="Arial" w:hAnsi="Arial"/>
+                <w:sz w:val="20"/>
+                <w:szCs w:val="20"/>
+              </w:rPr>
+              <w:br/>
+              <w:t xml:space="preserve"/>
+            </w:r>
+            <w:r>
+              <w:rPr>
+                <w:rFonts w:ascii="Arial" w:cs="Arial" w:eastAsia="Arial" w:hAnsi="Arial"/>
+                <w:b/>
+                <w:bCs/>
+                <w:i/>
+                <w:iCs/>
+                <w:color w:val="000000"/>
+                <w:sz w:val="20"/>
+                <w:szCs w:val="20"/>
+              </w:rPr>
+              <w:t xml:space="preserve">Learning Target: </w:t>
+            </w:r>
+            <w:r>
+              <w:rPr>
+                <w:rFonts w:ascii="Arial" w:cs="Arial" w:eastAsia="Arial" w:hAnsi="Arial"/>
+                <w:b w:val="false"/>
+                <w:bCs w:val="false"/>
+                <w:i/>
+                <w:iCs/>
+                <w:color w:val="333333"/>
+                <w:sz w:val="20"/>
+                <w:szCs w:val="20"/>
+              </w:rPr>
+              <w:t xml:space="preserve">I can identify design patterns in famous games and explain how mechanics create specific player experiences.</w:t>
+            </w:r>
+            <w:r>
+              <w:rPr>
+                <w:rFonts w:ascii="Arial" w:cs="Arial" w:eastAsia="Arial" w:hAnsi="Arial"/>
+                <w:sz w:val="20"/>
+                <w:szCs w:val="20"/>
+              </w:rPr>
+              <w:br/>
+              <w:t xml:space="preserve"/>
+            </w:r>
+            <w:r>
+              <w:rPr>
+                <w:rFonts w:ascii="Arial" w:cs="Arial" w:eastAsia="Arial" w:hAnsi="Arial"/>
+                <w:sz w:val="20"/>
+                <w:szCs w:val="20"/>
+              </w:rPr>
+              <w:br/>
+              <w:t xml:space="preserve"/>
+            </w:r>
+            <w:r>
+              <w:rPr>
+                <w:rFonts w:ascii="Arial" w:cs="Arial" w:eastAsia="Arial" w:hAnsi="Arial"/>
+                <w:b w:val="false"/>
+                <w:bCs w:val="false"/>
+                <w:i w:val="false"/>
+                <w:iCs w:val="false"/>
+                <w:color w:val="000000"/>
+                <w:sz w:val="20"/>
+                <w:szCs w:val="20"/>
+              </w:rPr>
+              <w:t xml:space="preserve">Design Pattern — A reusable solution to a common game design problem (progression gates, resource management, skill expression, feedback loops).</w:t>
+            </w:r>
+            <w:r>
+              <w:rPr>
+                <w:rFonts w:ascii="Arial" w:cs="Arial" w:eastAsia="Arial" w:hAnsi="Arial"/>
+                <w:sz w:val="20"/>
+                <w:szCs w:val="20"/>
+              </w:rPr>
+              <w:br/>
+              <w:t xml:space="preserve"/>
+            </w:r>
+            <w:r>
+              <w:rPr>
+                <w:rFonts w:ascii="Arial" w:cs="Arial" w:eastAsia="Arial" w:hAnsi="Arial"/>
+                <w:b w:val="false"/>
+                <w:bCs w:val="false"/>
+                <w:i w:val="false"/>
+                <w:iCs w:val="false"/>
+                <w:color w:val="000000"/>
+                <w:sz w:val="20"/>
+                <w:szCs w:val="20"/>
+              </w:rPr>
+              <w:t xml:space="preserve">Feedback Loop — The cycle of player action → immediate response → motivation to act again. Positive loops accelerate engagement; negative loops create challenge and tension.</w:t>
+            </w:r>
+            <w:r>
+              <w:rPr>
+                <w:rFonts w:ascii="Arial" w:cs="Arial" w:eastAsia="Arial" w:hAnsi="Arial"/>
+                <w:sz w:val="20"/>
+                <w:szCs w:val="20"/>
+              </w:rPr>
+              <w:br/>
+              <w:t xml:space="preserve"/>
+            </w:r>
+            <w:r>
+              <w:rPr>
+                <w:rFonts w:ascii="Arial" w:cs="Arial" w:eastAsia="Arial" w:hAnsi="Arial"/>
+                <w:sz w:val="20"/>
+                <w:szCs w:val="20"/>
+              </w:rPr>
+              <w:br/>
+              <w:t xml:space="preserve"/>
+            </w:r>
+            <w:r>
+              <w:rPr>
+                <w:rFonts w:ascii="Arial" w:cs="Arial" w:eastAsia="Arial" w:hAnsi="Arial"/>
+                <w:b/>
+                <w:bCs/>
+                <w:i w:val="false"/>
+                <w:iCs w:val="false"/>
+                <w:color w:val="000000"/>
+                <w:sz w:val="20"/>
+                <w:szCs w:val="20"/>
+              </w:rPr>
+              <w:t xml:space="preserve">Key Concepts:</w:t>
+            </w:r>
+            <w:r>
+              <w:rPr>
+                <w:rFonts w:ascii="Arial" w:cs="Arial" w:eastAsia="Arial" w:hAnsi="Arial"/>
+                <w:sz w:val="20"/>
+                <w:szCs w:val="20"/>
+              </w:rPr>
+              <w:br/>
+              <w:t xml:space="preserve"/>
+            </w:r>
+            <w:r>
+              <w:rPr>
+                <w:rFonts w:ascii="Arial" w:cs="Arial" w:eastAsia="Arial" w:hAnsi="Arial"/>
+                <w:b w:val="false"/>
+                <w:bCs w:val="false"/>
+                <w:i w:val="false"/>
+                <w:iCs w:val="false"/>
+                <w:color w:val="000000"/>
+                <w:sz w:val="20"/>
+                <w:szCs w:val="20"/>
+              </w:rPr>
+              <w:t xml:space="preserve">    • Pattern: Punishing but fair difficulty; bonfire (checkpoint) system</w:t>
+            </w:r>
+            <w:r>
+              <w:rPr>
+                <w:rFonts w:ascii="Arial" w:cs="Arial" w:eastAsia="Arial" w:hAnsi="Arial"/>
+                <w:sz w:val="20"/>
+                <w:szCs w:val="20"/>
+              </w:rPr>
+              <w:br/>
+              <w:t xml:space="preserve"/>
+            </w:r>
+            <w:r>
+              <w:rPr>
+                <w:rFonts w:ascii="Arial" w:cs="Arial" w:eastAsia="Arial" w:hAnsi="Arial"/>
+                <w:b w:val="false"/>
+                <w:bCs w:val="false"/>
+                <w:i w:val="false"/>
+                <w:iCs w:val="false"/>
+                <w:color w:val="000000"/>
+                <w:sz w:val="20"/>
+                <w:szCs w:val="20"/>
+              </w:rPr>
+              <w:t xml:space="preserve">    • Mechanic: Stamina management, attack commitment</w:t>
+            </w:r>
+            <w:r>
+              <w:rPr>
+                <w:rFonts w:ascii="Arial" w:cs="Arial" w:eastAsia="Arial" w:hAnsi="Arial"/>
+                <w:sz w:val="20"/>
+                <w:szCs w:val="20"/>
+              </w:rPr>
+              <w:br/>
+              <w:t xml:space="preserve"/>
+            </w:r>
+            <w:r>
+              <w:rPr>
+                <w:rFonts w:ascii="Arial" w:cs="Arial" w:eastAsia="Arial" w:hAnsi="Arial"/>
+                <w:b w:val="false"/>
+                <w:bCs w:val="false"/>
+                <w:i w:val="false"/>
+                <w:iCs w:val="false"/>
+                <w:color w:val="000000"/>
+                <w:sz w:val="20"/>
+                <w:szCs w:val="20"/>
+              </w:rPr>
+              <w:t xml:space="preserve">    • Dynamic: Cautious, deliberate gameplay; learning through failure</w:t>
+            </w:r>
+            <w:r>
+              <w:rPr>
+                <w:rFonts w:ascii="Arial" w:cs="Arial" w:eastAsia="Arial" w:hAnsi="Arial"/>
+                <w:sz w:val="20"/>
+                <w:szCs w:val="20"/>
+              </w:rPr>
+              <w:br/>
+              <w:t xml:space="preserve"/>
+            </w:r>
+            <w:r>
+              <w:rPr>
+                <w:rFonts w:ascii="Arial" w:cs="Arial" w:eastAsia="Arial" w:hAnsi="Arial"/>
+                <w:b w:val="false"/>
+                <w:bCs w:val="false"/>
+                <w:i w:val="false"/>
+                <w:iCs w:val="false"/>
+                <w:color w:val="000000"/>
+                <w:sz w:val="20"/>
+                <w:szCs w:val="20"/>
+              </w:rPr>
+              <w:t xml:space="preserve">    • Why it works: Tight feedback (every action has weight); mastery feels earned</w:t>
+            </w:r>
+            <w:r>
+              <w:rPr>
+                <w:rFonts w:ascii="Arial" w:cs="Arial" w:eastAsia="Arial" w:hAnsi="Arial"/>
+                <w:sz w:val="20"/>
+                <w:szCs w:val="20"/>
+              </w:rPr>
+              <w:br/>
+              <w:t xml:space="preserve"/>
+            </w:r>
+            <w:r>
+              <w:rPr>
+                <w:rFonts w:ascii="Arial" w:cs="Arial" w:eastAsia="Arial" w:hAnsi="Arial"/>
+                <w:b w:val="false"/>
+                <w:bCs w:val="false"/>
+                <w:i w:val="false"/>
+                <w:iCs w:val="false"/>
+                <w:color w:val="000000"/>
+                <w:sz w:val="20"/>
+                <w:szCs w:val="20"/>
+              </w:rPr>
+              <w:t xml:space="preserve">    • Pattern: Variable reward schedules (sometimes you win big, sometimes small)</w:t>
+            </w:r>
+            <w:r>
+              <w:rPr>
+                <w:rFonts w:ascii="Arial" w:cs="Arial" w:eastAsia="Arial" w:hAnsi="Arial"/>
+                <w:sz w:val="20"/>
+                <w:szCs w:val="20"/>
+              </w:rPr>
+              <w:br/>
+              <w:t xml:space="preserve"/>
+            </w:r>
+            <w:r>
+              <w:rPr>
+                <w:rFonts w:ascii="Arial" w:cs="Arial" w:eastAsia="Arial" w:hAnsi="Arial"/>
+                <w:b w:val="false"/>
+                <w:bCs w:val="false"/>
+                <w:i w:val="false"/>
+                <w:iCs w:val="false"/>
+                <w:color w:val="000000"/>
+                <w:sz w:val="20"/>
+                <w:szCs w:val="20"/>
+              </w:rPr>
+              <w:t xml:space="preserve">    • Mechanic: Limited moves; cascading matches; power-ups</w:t>
+            </w:r>
+            <w:r>
+              <w:rPr>
+                <w:rFonts w:ascii="Arial" w:cs="Arial" w:eastAsia="Arial" w:hAnsi="Arial"/>
+                <w:sz w:val="20"/>
+                <w:szCs w:val="20"/>
+              </w:rPr>
+              <w:br/>
+              <w:t xml:space="preserve"/>
+            </w:r>
+            <w:r>
+              <w:rPr>
+                <w:rFonts w:ascii="Arial" w:cs="Arial" w:eastAsia="Arial" w:hAnsi="Arial"/>
+                <w:b w:val="false"/>
+                <w:bCs w:val="false"/>
+                <w:i w:val="false"/>
+                <w:iCs w:val="false"/>
+                <w:color w:val="000000"/>
+                <w:sz w:val="20"/>
+                <w:szCs w:val="20"/>
+              </w:rPr>
+              <w:t xml:space="preserve">    • Dynamic: Excitement + addiction through uncertainty</w:t>
+            </w:r>
+            <w:r>
+              <w:rPr>
+                <w:rFonts w:ascii="Arial" w:cs="Arial" w:eastAsia="Arial" w:hAnsi="Arial"/>
+                <w:sz w:val="20"/>
+                <w:szCs w:val="20"/>
+              </w:rPr>
+              <w:br/>
+              <w:t xml:space="preserve"/>
+            </w:r>
+            <w:r>
+              <w:rPr>
+                <w:rFonts w:ascii="Arial" w:cs="Arial" w:eastAsia="Arial" w:hAnsi="Arial"/>
+                <w:b w:val="false"/>
+                <w:bCs w:val="false"/>
+                <w:i w:val="false"/>
+                <w:iCs w:val="false"/>
+                <w:color w:val="000000"/>
+                <w:sz w:val="20"/>
+                <w:szCs w:val="20"/>
+              </w:rPr>
+              <w:t xml:space="preserve">    • Why it works: Psychological reward loop; always one more try</w:t>
+            </w:r>
+            <w:r>
+              <w:rPr>
+                <w:rFonts w:ascii="Arial" w:cs="Arial" w:eastAsia="Arial" w:hAnsi="Arial"/>
+                <w:sz w:val="20"/>
+                <w:szCs w:val="20"/>
+              </w:rPr>
+              <w:br/>
+              <w:t xml:space="preserve"/>
+            </w:r>
+            <w:r>
+              <w:rPr>
+                <w:rFonts w:ascii="Arial" w:cs="Arial" w:eastAsia="Arial" w:hAnsi="Arial"/>
+                <w:sz w:val="20"/>
+                <w:szCs w:val="20"/>
+              </w:rPr>
+              <w:br/>
+              <w:t xml:space="preserve"/>
+            </w:r>
+            <w:r>
+              <w:rPr>
+                <w:rFonts w:ascii="Arial" w:cs="Arial" w:eastAsia="Arial" w:hAnsi="Arial"/>
+                <w:b/>
+                <w:bCs/>
+                <w:i w:val="false"/>
+                <w:iCs w:val="false"/>
+                <w:color w:val="000000"/>
+                <w:sz w:val="20"/>
+                <w:szCs w:val="20"/>
+              </w:rPr>
+              <w:t xml:space="preserve">Vocabulary: </w:t>
+            </w:r>
+            <w:r>
+              <w:rPr>
+                <w:rFonts w:ascii="Arial" w:cs="Arial" w:eastAsia="Arial" w:hAnsi="Arial"/>
+                <w:b w:val="false"/>
+                <w:bCs w:val="false"/>
+                <w:i w:val="false"/>
+                <w:iCs w:val="false"/>
+                <w:color w:val="000000"/>
+                <w:sz w:val="20"/>
+                <w:szCs w:val="20"/>
+              </w:rPr>
+              <w:t xml:space="preserve">Design Pattern, Feedback Loop, Positive loops, negative loops, Progression Curve, Skill Expression</w:t>
+            </w:r>
+            <w:r>
+              <w:rPr>
+                <w:rFonts w:ascii="Arial" w:cs="Arial" w:eastAsia="Arial" w:hAnsi="Arial"/>
+                <w:sz w:val="20"/>
+                <w:szCs w:val="20"/>
+              </w:rPr>
+              <w:br/>
+              <w:t xml:space="preserve"/>
+            </w:r>
+            <w:r>
+              <w:rPr>
+                <w:rFonts w:ascii="Arial" w:cs="Arial" w:eastAsia="Arial" w:hAnsi="Arial"/>
+                <w:sz w:val="20"/>
+                <w:szCs w:val="20"/>
+              </w:rPr>
+              <w:br/>
+              <w:t xml:space="preserve"/>
+            </w:r>
+            <w:r>
+              <w:rPr>
+                <w:rFonts w:ascii="Arial" w:cs="Arial" w:eastAsia="Arial" w:hAnsi="Arial"/>
+                <w:b/>
+                <w:bCs/>
+                <w:i/>
+                <w:iCs/>
+                <w:color w:val="555555"/>
+                <w:sz w:val="20"/>
+                <w:szCs w:val="20"/>
+              </w:rPr>
+              <w:t xml:space="preserve">→ Live Demo — </w:t>
+            </w:r>
+            <w:r>
+              <w:rPr>
+                <w:rFonts w:ascii="Arial" w:cs="Arial" w:eastAsia="Arial" w:hAnsi="Arial"/>
+                <w:b w:val="false"/>
+                <w:bCs w:val="false"/>
+                <w:i/>
+                <w:iCs/>
+                <w:color w:val="555555"/>
+                <w:sz w:val="20"/>
+                <w:szCs w:val="20"/>
+              </w:rPr>
+              <w:t xml:space="preserve">type examples as students follow along in their own editor.</w:t>
+            </w:r>
+            <w:r>
+              <w:rPr>
+                <w:rFonts w:ascii="Arial" w:cs="Arial" w:eastAsia="Arial" w:hAnsi="Arial"/>
+                <w:sz w:val="20"/>
+                <w:szCs w:val="20"/>
+              </w:rPr>
+              <w:br/>
+              <w:t xml:space="preserve"/>
+            </w:r>
+            <w:r>
+              <w:rPr>
+                <w:rFonts w:ascii="Arial" w:cs="Arial" w:eastAsia="Arial" w:hAnsi="Arial"/>
+                <w:b/>
+                <w:bCs/>
+                <w:i/>
+                <w:iCs/>
+                <w:color w:val="555555"/>
+                <w:sz w:val="20"/>
+                <w:szCs w:val="20"/>
+              </w:rPr>
+              <w:t xml:space="preserve">→ Check for Understanding: </w:t>
+            </w:r>
+            <w:r>
+              <w:rPr>
+                <w:rFonts w:ascii="Arial" w:cs="Arial" w:eastAsia="Arial" w:hAnsi="Arial"/>
+                <w:b w:val="false"/>
+                <w:bCs w:val="false"/>
+                <w:i/>
+                <w:iCs/>
+                <w:color w:val="555555"/>
+                <w:sz w:val="20"/>
+                <w:szCs w:val="20"/>
+              </w:rPr>
+              <w:t xml:space="preserve">pause and cold-call: “Can someone explain what we just did in their own words?”</w:t>
             </w:r>
           </w:p>
         </w:tc>
@@ -377,9 +1021,9 @@
               <w:right w:val="single" w:color="CCCCCC" w:sz="1"/>
             </w:tcBorders>
             <w:tcMar>
-              <w:top w:type="dxa" w:w="60"/>
+              <w:top w:type="dxa" w:w="80"/>
               <w:left w:type="dxa" w:w="120"/>
-              <w:bottom w:type="dxa" w:w="60"/>
+              <w:bottom w:type="dxa" w:w="80"/>
               <w:right w:type="dxa" w:w="120"/>
             </w:tcMar>
           </w:tcPr>
@@ -406,20 +1050,90 @@
               <w:right w:val="single" w:color="CCCCCC" w:sz="1"/>
             </w:tcBorders>
             <w:tcMar>
-              <w:top w:type="dxa" w:w="60"/>
+              <w:top w:type="dxa" w:w="80"/>
               <w:left w:type="dxa" w:w="120"/>
-              <w:bottom w:type="dxa" w:w="60"/>
+              <w:bottom w:type="dxa" w:w="80"/>
               <w:right w:type="dxa" w:w="120"/>
             </w:tcMar>
           </w:tcPr>
           <w:p>
-            <w:r>
-              <w:rPr>
-                <w:rFonts w:ascii="Arial" w:cs="Arial" w:eastAsia="Arial" w:hAnsi="Arial"/>
-                <w:sz w:val="20"/>
-                <w:szCs w:val="20"/>
+            <w:pPr>
+              <w:spacing w:after="80" w:before="80"/>
+            </w:pPr>
+            <w:r>
+              <w:rPr>
+                <w:rFonts w:ascii="Arial" w:cs="Arial" w:eastAsia="Arial" w:hAnsi="Arial"/>
+                <w:b/>
+                <w:bCs/>
+                <w:i w:val="false"/>
+                <w:iCs w:val="false"/>
+                <w:color w:val="000000"/>
+                <w:sz w:val="22"/>
+                <w:szCs w:val="22"/>
               </w:rPr>
               <w:t xml:space="preserve">Guided Practice</w:t>
+            </w:r>
+            <w:r>
+              <w:rPr>
+                <w:rFonts w:ascii="Arial" w:cs="Arial" w:eastAsia="Arial" w:hAnsi="Arial"/>
+                <w:sz w:val="20"/>
+                <w:szCs w:val="20"/>
+              </w:rPr>
+              <w:br/>
+              <w:t xml:space="preserve"/>
+            </w:r>
+            <w:r>
+              <w:rPr>
+                <w:rFonts w:ascii="Arial" w:cs="Arial" w:eastAsia="Arial" w:hAnsi="Arial"/>
+                <w:sz w:val="20"/>
+                <w:szCs w:val="20"/>
+              </w:rPr>
+              <w:br/>
+              <w:t xml:space="preserve"/>
+            </w:r>
+            <w:r>
+              <w:rPr>
+                <w:rFonts w:ascii="Arial" w:cs="Arial" w:eastAsia="Arial" w:hAnsi="Arial"/>
+                <w:b w:val="false"/>
+                <w:bCs w:val="false"/>
+                <w:i w:val="false"/>
+                <w:iCs w:val="false"/>
+                <w:color w:val="000000"/>
+                <w:sz w:val="20"/>
+                <w:szCs w:val="20"/>
+              </w:rPr>
+              <w:t xml:space="preserve">1. Pick a game famous for one mechanic (jumping, building, puzzle-solving, exploration).</w:t>
+            </w:r>
+            <w:r>
+              <w:rPr>
+                <w:rFonts w:ascii="Arial" w:cs="Arial" w:eastAsia="Arial" w:hAnsi="Arial"/>
+                <w:sz w:val="20"/>
+                <w:szCs w:val="20"/>
+              </w:rPr>
+              <w:br/>
+              <w:t xml:space="preserve"/>
+            </w:r>
+            <w:r>
+              <w:rPr>
+                <w:rFonts w:ascii="Arial" w:cs="Arial" w:eastAsia="Arial" w:hAnsi="Arial"/>
+                <w:sz w:val="20"/>
+                <w:szCs w:val="20"/>
+              </w:rPr>
+              <w:br/>
+              <w:t xml:space="preserve"/>
+            </w:r>
+            <w:r>
+              <w:rPr>
+                <w:rFonts w:ascii="Arial" w:cs="Arial" w:eastAsia="Arial" w:hAnsi="Arial"/>
+                <w:b w:val="false"/>
+                <w:bCs w:val="false"/>
+                <w:i/>
+                <w:iCs/>
+                <w:color w:val="555555"/>
+                <w:sz w:val="20"/>
+                <w:szCs w:val="20"/>
+              </w:rPr>
+              <w:t xml:space="preserve">→ Teacher models — students try alongside, then compare results.</w:t>
             </w:r>
           </w:p>
         </w:tc>
@@ -435,9 +1149,9 @@
               <w:right w:val="single" w:color="CCCCCC" w:sz="1"/>
             </w:tcBorders>
             <w:tcMar>
-              <w:top w:type="dxa" w:w="60"/>
+              <w:top w:type="dxa" w:w="80"/>
               <w:left w:type="dxa" w:w="120"/>
-              <w:bottom w:type="dxa" w:w="60"/>
+              <w:bottom w:type="dxa" w:w="80"/>
               <w:right w:type="dxa" w:w="120"/>
             </w:tcMar>
           </w:tcPr>
@@ -450,7 +1164,7 @@
                 <w:sz w:val="20"/>
                 <w:szCs w:val="20"/>
               </w:rPr>
-              <w:t xml:space="preserve">15-20 min</w:t>
+              <w:t xml:space="preserve">15–20 min</w:t>
             </w:r>
           </w:p>
         </w:tc>
@@ -464,20 +1178,81 @@
               <w:right w:val="single" w:color="CCCCCC" w:sz="1"/>
             </w:tcBorders>
             <w:tcMar>
-              <w:top w:type="dxa" w:w="60"/>
+              <w:top w:type="dxa" w:w="80"/>
               <w:left w:type="dxa" w:w="120"/>
-              <w:bottom w:type="dxa" w:w="60"/>
+              <w:bottom w:type="dxa" w:w="80"/>
               <w:right w:type="dxa" w:w="120"/>
             </w:tcMar>
           </w:tcPr>
           <w:p>
-            <w:r>
-              <w:rPr>
-                <w:rFonts w:ascii="Arial" w:cs="Arial" w:eastAsia="Arial" w:hAnsi="Arial"/>
-                <w:sz w:val="20"/>
-                <w:szCs w:val="20"/>
-              </w:rPr>
-              <w:t xml:space="preserve">Independent Practice / Build Time</w:t>
+            <w:pPr>
+              <w:spacing w:after="80" w:before="80"/>
+            </w:pPr>
+            <w:r>
+              <w:rPr>
+                <w:rFonts w:ascii="Arial" w:cs="Arial" w:eastAsia="Arial" w:hAnsi="Arial"/>
+                <w:b/>
+                <w:bCs/>
+                <w:i w:val="false"/>
+                <w:iCs w:val="false"/>
+                <w:color w:val="000000"/>
+                <w:sz w:val="22"/>
+                <w:szCs w:val="22"/>
+              </w:rPr>
+              <w:t xml:space="preserve">Independent Practice / Code Along</w:t>
+            </w:r>
+            <w:r>
+              <w:rPr>
+                <w:rFonts w:ascii="Arial" w:cs="Arial" w:eastAsia="Arial" w:hAnsi="Arial"/>
+                <w:sz w:val="20"/>
+                <w:szCs w:val="20"/>
+              </w:rPr>
+              <w:br/>
+              <w:t xml:space="preserve"/>
+            </w:r>
+            <w:r>
+              <w:rPr>
+                <w:rFonts w:ascii="Arial" w:cs="Arial" w:eastAsia="Arial" w:hAnsi="Arial"/>
+                <w:b w:val="false"/>
+                <w:bCs w:val="false"/>
+                <w:i w:val="false"/>
+                <w:iCs w:val="false"/>
+                <w:color w:val="000000"/>
+                <w:sz w:val="20"/>
+                <w:szCs w:val="20"/>
+              </w:rPr>
+              <w:t xml:space="preserve">    Work through problems from the day's exercise set.</w:t>
+            </w:r>
+            <w:r>
+              <w:rPr>
+                <w:rFonts w:ascii="Arial" w:cs="Arial" w:eastAsia="Arial" w:hAnsi="Arial"/>
+                <w:sz w:val="20"/>
+                <w:szCs w:val="20"/>
+              </w:rPr>
+              <w:br/>
+              <w:t xml:space="preserve"/>
+            </w:r>
+            <w:r>
+              <w:rPr>
+                <w:rFonts w:ascii="Arial" w:cs="Arial" w:eastAsia="Arial" w:hAnsi="Arial"/>
+                <w:sz w:val="20"/>
+                <w:szCs w:val="20"/>
+              </w:rPr>
+              <w:br/>
+              <w:t xml:space="preserve"/>
+            </w:r>
+            <w:r>
+              <w:rPr>
+                <w:rFonts w:ascii="Arial" w:cs="Arial" w:eastAsia="Arial" w:hAnsi="Arial"/>
+                <w:b w:val="false"/>
+                <w:bCs w:val="false"/>
+                <w:i/>
+                <w:iCs/>
+                <w:color w:val="555555"/>
+                <w:sz w:val="20"/>
+                <w:szCs w:val="20"/>
+              </w:rPr>
+              <w:t xml:space="preserve">→ Teacher circulates — offer hints, check for understanding.</w:t>
             </w:r>
           </w:p>
         </w:tc>
@@ -493,9 +1268,9 @@
               <w:right w:val="single" w:color="CCCCCC" w:sz="1"/>
             </w:tcBorders>
             <w:tcMar>
-              <w:top w:type="dxa" w:w="60"/>
+              <w:top w:type="dxa" w:w="80"/>
               <w:left w:type="dxa" w:w="120"/>
-              <w:bottom w:type="dxa" w:w="60"/>
+              <w:bottom w:type="dxa" w:w="80"/>
               <w:right w:type="dxa" w:w="120"/>
             </w:tcMar>
           </w:tcPr>
@@ -522,20 +1297,90 @@
               <w:right w:val="single" w:color="CCCCCC" w:sz="1"/>
             </w:tcBorders>
             <w:tcMar>
-              <w:top w:type="dxa" w:w="60"/>
+              <w:top w:type="dxa" w:w="80"/>
               <w:left w:type="dxa" w:w="120"/>
-              <w:bottom w:type="dxa" w:w="60"/>
+              <w:bottom w:type="dxa" w:w="80"/>
               <w:right w:type="dxa" w:w="120"/>
             </w:tcMar>
           </w:tcPr>
           <w:p>
-            <w:r>
-              <w:rPr>
-                <w:rFonts w:ascii="Arial" w:cs="Arial" w:eastAsia="Arial" w:hAnsi="Arial"/>
-                <w:sz w:val="20"/>
-                <w:szCs w:val="20"/>
+            <w:pPr>
+              <w:spacing w:after="80" w:before="80"/>
+            </w:pPr>
+            <w:r>
+              <w:rPr>
+                <w:rFonts w:ascii="Arial" w:cs="Arial" w:eastAsia="Arial" w:hAnsi="Arial"/>
+                <w:b/>
+                <w:bCs/>
+                <w:i w:val="false"/>
+                <w:iCs w:val="false"/>
+                <w:color w:val="000000"/>
+                <w:sz w:val="22"/>
+                <w:szCs w:val="22"/>
               </w:rPr>
               <w:t xml:space="preserve">Exit Ticket / Wrap-Up</w:t>
+            </w:r>
+            <w:r>
+              <w:rPr>
+                <w:rFonts w:ascii="Arial" w:cs="Arial" w:eastAsia="Arial" w:hAnsi="Arial"/>
+                <w:sz w:val="20"/>
+                <w:szCs w:val="20"/>
+              </w:rPr>
+              <w:br/>
+              <w:t xml:space="preserve"/>
+            </w:r>
+            <w:r>
+              <w:rPr>
+                <w:rFonts w:ascii="Arial" w:cs="Arial" w:eastAsia="Arial" w:hAnsi="Arial"/>
+                <w:sz w:val="20"/>
+                <w:szCs w:val="20"/>
+              </w:rPr>
+              <w:br/>
+              <w:t xml:space="preserve"/>
+            </w:r>
+            <w:r>
+              <w:rPr>
+                <w:rFonts w:ascii="Arial" w:cs="Arial" w:eastAsia="Arial" w:hAnsi="Arial"/>
+                <w:b w:val="false"/>
+                <w:bCs w:val="false"/>
+                <w:i w:val="false"/>
+                <w:iCs w:val="false"/>
+                <w:color w:val="000000"/>
+                <w:sz w:val="20"/>
+                <w:szCs w:val="20"/>
+              </w:rPr>
+              <w:t xml:space="preserve">Quick Check: Identify design patterns in famous games and explain how mechanics create specific player experiences?</w:t>
+            </w:r>
+            <w:r>
+              <w:rPr>
+                <w:rFonts w:ascii="Arial" w:cs="Arial" w:eastAsia="Arial" w:hAnsi="Arial"/>
+                <w:sz w:val="20"/>
+                <w:szCs w:val="20"/>
+              </w:rPr>
+              <w:br/>
+              <w:t xml:space="preserve"/>
+            </w:r>
+            <w:r>
+              <w:rPr>
+                <w:rFonts w:ascii="Arial" w:cs="Arial" w:eastAsia="Arial" w:hAnsi="Arial"/>
+                <w:sz w:val="20"/>
+                <w:szCs w:val="20"/>
+              </w:rPr>
+              <w:br/>
+              <w:t xml:space="preserve"/>
+            </w:r>
+            <w:r>
+              <w:rPr>
+                <w:rFonts w:ascii="Arial" w:cs="Arial" w:eastAsia="Arial" w:hAnsi="Arial"/>
+                <w:b w:val="false"/>
+                <w:bCs w:val="false"/>
+                <w:i/>
+                <w:iCs/>
+                <w:color w:val="555555"/>
+                <w:sz w:val="20"/>
+                <w:szCs w:val="20"/>
+              </w:rPr>
+              <w:t xml:space="preserve">→ 3–2–1: Name 3 things learned, 2 new vocab words, 1 question you still have.</w:t>
             </w:r>
           </w:p>
         </w:tc>

--- a/Video Game Design - year/Unit 1 - Unity Interface & Game Design Thinking/Daily Lesson Plans/Word/Day 2.docx
+++ b/Video Game Design - year/Unit 1 - Unity Interface & Game Design Thinking/Daily Lesson Plans/Word/Day 2.docx
@@ -380,7 +380,7 @@
                 <w:sz w:val="20"/>
                 <w:szCs w:val="20"/>
               </w:rPr>
-              <w:t xml:space="preserve">    Can you identify design patterns in famous games and explain how mechanics create specific player experiences?</w:t>
+              <w:t xml:space="preserve">    Look at the examples on the board. Can you spot which ones show design patterns in famous games and explain how mechanics create specific player experiences? What clues helped you decide?</w:t>
             </w:r>
             <w:r>
               <w:rPr>
@@ -477,7 +477,7 @@
                 <w:sz w:val="20"/>
                 <w:szCs w:val="20"/>
               </w:rPr>
-              <w:t xml:space="preserve">Today's Goal: By the end of class you will be able to identify design patterns in famous games and explain how mechanics create specific player experiences.</w:t>
+              <w:t xml:space="preserve">Today’s Goal: By the end of class you will be able to identify design patterns in famous games and explain how mechanics create specific player experiences.</w:t>
             </w:r>
             <w:r>
               <w:rPr>
@@ -1349,7 +1349,7 @@
                 <w:sz w:val="20"/>
                 <w:szCs w:val="20"/>
               </w:rPr>
-              <w:t xml:space="preserve">Quick Check: Identify design patterns in famous games and explain how mechanics create specific player experiences?</w:t>
+              <w:t xml:space="preserve">Define design patterns in your own words and give one example of how it's used in code.</w:t>
             </w:r>
             <w:r>
               <w:rPr>

--- a/Video Game Design - year/Unit 1 - Unity Interface & Game Design Thinking/Daily Lesson Plans/Word/Day 2.docx
+++ b/Video Game Design - year/Unit 1 - Unity Interface & Game Design Thinking/Daily Lesson Plans/Word/Day 2.docx
@@ -1213,15 +1213,98 @@
             <w:r>
               <w:rPr>
                 <w:rFonts w:ascii="Arial" w:cs="Arial" w:eastAsia="Arial" w:hAnsi="Arial"/>
-                <w:b w:val="false"/>
-                <w:bCs w:val="false"/>
-                <w:i w:val="false"/>
-                <w:iCs w:val="false"/>
-                <w:color w:val="000000"/>
-                <w:sz w:val="20"/>
-                <w:szCs w:val="20"/>
-              </w:rPr>
-              <w:t xml:space="preserve">    Work through problems from the day's exercise set.</w:t>
+                <w:b/>
+                <w:bCs/>
+                <w:i w:val="false"/>
+                <w:iCs w:val="false"/>
+                <w:color w:val="000000"/>
+                <w:sz w:val="20"/>
+                <w:szCs w:val="20"/>
+              </w:rPr>
+              <w:t xml:space="preserve">    Beginner: </w:t>
+            </w:r>
+            <w:r>
+              <w:rPr>
+                <w:rFonts w:ascii="Arial" w:cs="Arial" w:eastAsia="Arial" w:hAnsi="Arial"/>
+                <w:b w:val="false"/>
+                <w:bCs w:val="false"/>
+                <w:i w:val="false"/>
+                <w:iCs w:val="false"/>
+                <w:color w:val="000000"/>
+                <w:sz w:val="20"/>
+                <w:szCs w:val="20"/>
+              </w:rPr>
+              <w:t xml:space="preserve">Name three games and one mechanic each that makes them unique.</w:t>
+            </w:r>
+            <w:r>
+              <w:rPr>
+                <w:rFonts w:ascii="Arial" w:cs="Arial" w:eastAsia="Arial" w:hAnsi="Arial"/>
+                <w:sz w:val="20"/>
+                <w:szCs w:val="20"/>
+              </w:rPr>
+              <w:br/>
+              <w:t xml:space="preserve"/>
+            </w:r>
+            <w:r>
+              <w:rPr>
+                <w:rFonts w:ascii="Arial" w:cs="Arial" w:eastAsia="Arial" w:hAnsi="Arial"/>
+                <w:b/>
+                <w:bCs/>
+                <w:i w:val="false"/>
+                <w:iCs w:val="false"/>
+                <w:color w:val="000000"/>
+                <w:sz w:val="20"/>
+                <w:szCs w:val="20"/>
+              </w:rPr>
+              <w:t xml:space="preserve">    Intermediate: </w:t>
+            </w:r>
+            <w:r>
+              <w:rPr>
+                <w:rFonts w:ascii="Arial" w:cs="Arial" w:eastAsia="Arial" w:hAnsi="Arial"/>
+                <w:b w:val="false"/>
+                <w:bCs w:val="false"/>
+                <w:i w:val="false"/>
+                <w:iCs w:val="false"/>
+                <w:color w:val="000000"/>
+                <w:sz w:val="20"/>
+                <w:szCs w:val="20"/>
+              </w:rPr>
+              <w:t xml:space="preserve">Choose one game. Describe its progression curve: Is it linear (steady increase)? Does it plateau? Does it have difficulty spikes? Is that in…</w:t>
+            </w:r>
+            <w:r>
+              <w:rPr>
+                <w:rFonts w:ascii="Arial" w:cs="Arial" w:eastAsia="Arial" w:hAnsi="Arial"/>
+                <w:sz w:val="20"/>
+                <w:szCs w:val="20"/>
+              </w:rPr>
+              <w:br/>
+              <w:t xml:space="preserve"/>
+            </w:r>
+            <w:r>
+              <w:rPr>
+                <w:rFonts w:ascii="Arial" w:cs="Arial" w:eastAsia="Arial" w:hAnsi="Arial"/>
+                <w:b/>
+                <w:bCs/>
+                <w:i w:val="false"/>
+                <w:iCs w:val="false"/>
+                <w:color w:val="000000"/>
+                <w:sz w:val="20"/>
+                <w:szCs w:val="20"/>
+              </w:rPr>
+              <w:t xml:space="preserve">    Challenge: </w:t>
+            </w:r>
+            <w:r>
+              <w:rPr>
+                <w:rFonts w:ascii="Arial" w:cs="Arial" w:eastAsia="Arial" w:hAnsi="Arial"/>
+                <w:b w:val="false"/>
+                <w:bCs w:val="false"/>
+                <w:i w:val="false"/>
+                <w:iCs w:val="false"/>
+                <w:color w:val="000000"/>
+                <w:sz w:val="20"/>
+                <w:szCs w:val="20"/>
+              </w:rPr>
+              <w:t xml:space="preserve">Redesign the feedback loop. If a game felt repetitive, what ONE mechanic change could re-engage players? Why would that work?</w:t>
             </w:r>
             <w:r>
               <w:rPr>
@@ -1845,6 +1928,94 @@
       <w:pPr>
         <w:spacing w:after="160"/>
       </w:pPr>
+    </w:p>
+    <w:p>
+      <w:pPr>
+        <w:pBdr>
+          <w:bottom w:val="single" w:color="5B2D8E" w:sz="4" w:space="4"/>
+        </w:pBdr>
+        <w:spacing w:after="100" w:before="120"/>
+      </w:pPr>
+      <w:r>
+        <w:rPr>
+          <w:rFonts w:ascii="Arial" w:cs="Arial" w:eastAsia="Arial" w:hAnsi="Arial"/>
+          <w:b/>
+          <w:bCs/>
+          <w:color w:val="5B2D8E"/>
+          <w:sz w:val="24"/>
+          <w:szCs w:val="24"/>
+        </w:rPr>
+        <w:t xml:space="preserve">Practice Problems</w:t>
+      </w:r>
+    </w:p>
+    <w:p>
+      <w:pPr>
+        <w:spacing w:after="80"/>
+      </w:pPr>
+      <w:r>
+        <w:rPr>
+          <w:rFonts w:ascii="Arial" w:cs="Arial" w:eastAsia="Arial" w:hAnsi="Arial"/>
+          <w:b/>
+          <w:bCs/>
+          <w:sz w:val="20"/>
+          <w:szCs w:val="20"/>
+        </w:rPr>
+        <w:t xml:space="preserve">Problem 1: </w:t>
+      </w:r>
+      <w:r>
+        <w:rPr>
+          <w:rFonts w:ascii="Arial" w:cs="Arial" w:eastAsia="Arial" w:hAnsi="Arial"/>
+          <w:sz w:val="20"/>
+          <w:szCs w:val="20"/>
+        </w:rPr>
+        <w:t xml:space="preserve">Beginner:  Name three games and one mechanic each that makes them unique.</w:t>
+      </w:r>
+    </w:p>
+    <w:p>
+      <w:pPr>
+        <w:spacing w:after="80"/>
+      </w:pPr>
+      <w:r>
+        <w:rPr>
+          <w:rFonts w:ascii="Arial" w:cs="Arial" w:eastAsia="Arial" w:hAnsi="Arial"/>
+          <w:b/>
+          <w:bCs/>
+          <w:sz w:val="20"/>
+          <w:szCs w:val="20"/>
+        </w:rPr>
+        <w:t xml:space="preserve">Problem 2: </w:t>
+      </w:r>
+      <w:r>
+        <w:rPr>
+          <w:rFonts w:ascii="Arial" w:cs="Arial" w:eastAsia="Arial" w:hAnsi="Arial"/>
+          <w:sz w:val="20"/>
+          <w:szCs w:val="20"/>
+        </w:rPr>
+        <w:t xml:space="preserve">Intermediate:  Choose one game. Describe its progression curve: Is it linear (steady increase)? Does it plateau? Does it have difficulty spikes? Is that intentional?</w:t>
+      </w:r>
+    </w:p>
+    <w:p>
+      <w:pPr>
+        <w:spacing w:after="80"/>
+      </w:pPr>
+      <w:r>
+        <w:rPr>
+          <w:rFonts w:ascii="Arial" w:cs="Arial" w:eastAsia="Arial" w:hAnsi="Arial"/>
+          <w:b/>
+          <w:bCs/>
+          <w:sz w:val="20"/>
+          <w:szCs w:val="20"/>
+        </w:rPr>
+        <w:t xml:space="preserve">Problem 3: </w:t>
+      </w:r>
+      <w:r>
+        <w:rPr>
+          <w:rFonts w:ascii="Arial" w:cs="Arial" w:eastAsia="Arial" w:hAnsi="Arial"/>
+          <w:sz w:val="20"/>
+          <w:szCs w:val="20"/>
+        </w:rPr>
+        <w:t xml:space="preserve">Challenge:  Redesign the feedback loop. If a game felt repetitive, what ONE mechanic change could re-engage players? Why would that work?</w:t>
+      </w:r>
     </w:p>
     <w:p>
       <w:pPr>
